--- a/docs/Phieu_cham_diem.docx
+++ b/docs/Phieu_cham_diem.docx
@@ -90,7 +90,7 @@
           </w:tcPr>
           <w:p>
             <w:r>
-              <w:t>Đỗ Sơn Nhật – SV20260001</w:t>
+              <w:t>Lại Thị Thanh Xuân – 23110309</w:t>
             </w:r>
           </w:p>
         </w:tc>
@@ -888,7 +888,7 @@
           </w:tcPr>
           <w:p>
             <w:r>
-              <w:t>0.5</w:t>
+              <w:t>Đạt mức Tốt (100%): Đầy đủ 39 endpoints (44 operations) khớp 100% với mã nguồn, request/response mẫu, link deploy cloud https://itick-platform.onrender.com/ và local cổng 8001, có dữ liệu mẫu.</w:t>
             </w:r>
           </w:p>
         </w:tc>
